--- a/installed-tools/installed-tools.docx
+++ b/installed-tools/installed-tools.docx
@@ -192,9 +192,17 @@
             <w:sz w:val="28"/>
             <w:szCs w:val="28"/>
           </w:rPr>
-          <w:t xml:space="preserve"> 8.10</w:t>
+          <w:t xml:space="preserve"> 8.1</w:t>
         </w:r>
       </w:hyperlink>
+      <w:r>
+        <w:rPr>
+          <w:rStyle w:val="Hyperlink"/>
+          <w:sz w:val="28"/>
+          <w:szCs w:val="28"/>
+        </w:rPr>
+        <w:t>2</w:t>
+      </w:r>
       <w:r>
         <w:rPr>
           <w:sz w:val="28"/>
@@ -510,9 +518,12 @@
           <w:numId w:val="1"/>
         </w:numPr>
         <w:rPr>
+          <w:rStyle w:val="Hyperlink"/>
           <w:b/>
-          <w:sz w:val="28"/>
-          <w:szCs w:val="28"/>
+          <w:color w:val="auto"/>
+          <w:sz w:val="28"/>
+          <w:szCs w:val="28"/>
+          <w:u w:val="none"/>
         </w:rPr>
       </w:pPr>
       <w:hyperlink r:id="rId16" w:history="1">
@@ -575,6 +586,77 @@
         </w:rPr>
         <w:t xml:space="preserve"> MCCI catena boards</w:t>
       </w:r>
+    </w:p>
+    <w:p>
+      <w:pPr>
+        <w:pStyle w:val="ListParagraph"/>
+        <w:numPr>
+          <w:ilvl w:val="0"/>
+          <w:numId w:val="1"/>
+        </w:numPr>
+        <w:rPr>
+          <w:rStyle w:val="Hyperlink"/>
+          <w:b/>
+          <w:color w:val="auto"/>
+          <w:sz w:val="28"/>
+          <w:szCs w:val="28"/>
+          <w:u w:val="none"/>
+        </w:rPr>
+      </w:pPr>
+      <w:hyperlink r:id="rId17" w:history="1">
+        <w:proofErr w:type="spellStart"/>
+        <w:r>
+          <w:rPr>
+            <w:rStyle w:val="Hyperlink"/>
+            <w:sz w:val="28"/>
+            <w:szCs w:val="28"/>
+          </w:rPr>
+          <w:t>Otii</w:t>
+        </w:r>
+        <w:proofErr w:type="spellEnd"/>
+        <w:r>
+          <w:rPr>
+            <w:rStyle w:val="Hyperlink"/>
+            <w:sz w:val="28"/>
+            <w:szCs w:val="28"/>
+          </w:rPr>
+          <w:t xml:space="preserve"> version 2.8.4</w:t>
+        </w:r>
+      </w:hyperlink>
+      <w:r>
+        <w:rPr>
+          <w:rStyle w:val="Hyperlink"/>
+          <w:color w:val="auto"/>
+          <w:sz w:val="28"/>
+          <w:szCs w:val="28"/>
+          <w:u w:val="none"/>
+        </w:rPr>
+        <w:t xml:space="preserve"> – for power consumption measurement</w:t>
+      </w:r>
+    </w:p>
+    <w:p>
+      <w:pPr>
+        <w:pStyle w:val="ListParagraph"/>
+        <w:numPr>
+          <w:ilvl w:val="0"/>
+          <w:numId w:val="1"/>
+        </w:numPr>
+        <w:rPr>
+          <w:b/>
+          <w:sz w:val="28"/>
+          <w:szCs w:val="28"/>
+        </w:rPr>
+      </w:pPr>
+      <w:hyperlink r:id="rId18" w:history="1">
+        <w:r>
+          <w:rPr>
+            <w:rStyle w:val="Hyperlink"/>
+            <w:sz w:val="28"/>
+            <w:szCs w:val="28"/>
+          </w:rPr>
+          <w:t>WinRAR version 6.11</w:t>
+        </w:r>
+      </w:hyperlink>
       <w:bookmarkStart w:id="0" w:name="_GoBack"/>
       <w:bookmarkEnd w:id="0"/>
     </w:p>
@@ -918,6 +1000,18 @@
       <w:u w:val="single"/>
     </w:rPr>
   </w:style>
+  <w:style w:type="character" w:styleId="FollowedHyperlink">
+    <w:name w:val="FollowedHyperlink"/>
+    <w:basedOn w:val="DefaultParagraphFont"/>
+    <w:uiPriority w:val="99"/>
+    <w:semiHidden/>
+    <w:unhideWhenUsed/>
+    <w:rsid w:val="006105E2"/>
+    <w:rPr>
+      <w:color w:val="800080" w:themeColor="followedHyperlink"/>
+      <w:u w:val="single"/>
+    </w:rPr>
+  </w:style>
 </w:styles>
 </file>
 
@@ -1127,6 +1221,18 @@
     <w:rsid w:val="001E65DD"/>
     <w:rPr>
       <w:color w:val="0000FF"/>
+      <w:u w:val="single"/>
+    </w:rPr>
+  </w:style>
+  <w:style w:type="character" w:styleId="FollowedHyperlink">
+    <w:name w:val="FollowedHyperlink"/>
+    <w:basedOn w:val="DefaultParagraphFont"/>
+    <w:uiPriority w:val="99"/>
+    <w:semiHidden/>
+    <w:unhideWhenUsed/>
+    <w:rsid w:val="006105E2"/>
+    <w:rPr>
+      <w:color w:val="800080" w:themeColor="followedHyperlink"/>
       <w:u w:val="single"/>
     </w:rPr>
   </w:style>
